--- a/public/HUONG_DAN_TAO_DE_THCS_8_MON.docx
+++ b/public/HUONG_DAN_TAO_DE_THCS_8_MON.docx
@@ -48,7 +48,7 @@
           <w:rFonts w:ascii="Times New Roman" w:hAnsi="Times New Roman"/>
           <w:i/>
         </w:rPr>
-        <w:t>TRƯỜNG THCS ĐỒNG YÊN – NĂM HỌC 2026 - 2027 | Tác giả: Thầy giáo Đinh Văn Thành – Hotline / Zalo: 0915.213.717</w:t>
+        <w:t>TRƯỜNG THCS .................... – NĂM HỌC 2026 - 2027 | Tác giả: Thầy giáo Đinh Văn Thành – Hotline / Zalo: 0915.213.717</w:t>
       </w:r>
     </w:p>
     <w:p>
